--- a/ІО-41_Лозінська_Марія_Лаб2.docx
+++ b/ІО-41_Лозінська_Марія_Лаб2.docx
@@ -330,7 +330,6 @@
         <w:ind w:left="10" w:right="121" w:hanging="10"/>
         <w:jc w:val="right"/>
         <w:rPr>
-          <w:rFonts w:eastAsia="Times New Roman"/>
           <w:lang w:bidi="he-IL"/>
         </w:rPr>
       </w:pPr>
@@ -340,33 +339,6 @@
           <w:lang w:bidi="he-IL"/>
         </w:rPr>
         <w:t xml:space="preserve">Група ІО-41 </w:t>
-      </w:r>
-    </w:p>
-    <w:p>
-      <w:pPr>
-        <w:spacing w:after="0" w:line="256" w:lineRule="auto"/>
-        <w:ind w:left="10" w:right="121" w:hanging="10"/>
-        <w:jc w:val="right"/>
-        <w:rPr>
-          <w:lang w:bidi="he-IL"/>
-        </w:rPr>
-      </w:pPr>
-      <w:r>
-        <w:rPr>
-          <w:rFonts w:eastAsia="Times New Roman"/>
-          <w:lang w:bidi="he-IL"/>
-        </w:rPr>
-        <w:t>Варіант:</w:t>
-      </w:r>
-      <w:r>
-        <w:t xml:space="preserve"> </w:t>
-      </w:r>
-      <w:r>
-        <w:rPr>
-          <w:rFonts w:eastAsia="Times New Roman"/>
-          <w:lang w:bidi="he-IL"/>
-        </w:rPr>
-        <w:t>1</w:t>
       </w:r>
     </w:p>
     <w:p>
@@ -453,7 +425,7 @@
         <w:jc w:val="right"/>
         <w:rPr>
           <w:rFonts w:eastAsia="Times New Roman"/>
-          <w:lang w:bidi="he-IL"/>
+          <w:lang w:val="ru-RU" w:bidi="he-IL"/>
         </w:rPr>
       </w:pPr>
     </w:p>
@@ -464,7 +436,7 @@
         <w:jc w:val="right"/>
         <w:rPr>
           <w:rFonts w:eastAsia="Times New Roman"/>
-          <w:lang w:bidi="he-IL"/>
+          <w:lang w:val="ru-RU" w:bidi="he-IL"/>
         </w:rPr>
       </w:pPr>
     </w:p>
@@ -478,6 +450,17 @@
           <w:lang w:bidi="he-IL"/>
         </w:rPr>
       </w:pPr>
+    </w:p>
+    <w:p>
+      <w:pPr>
+        <w:spacing w:after="157" w:line="256" w:lineRule="auto"/>
+        <w:ind w:right="65"/>
+        <w:jc w:val="right"/>
+        <w:rPr>
+          <w:rFonts w:eastAsia="Times New Roman"/>
+          <w:lang w:bidi="he-IL"/>
+        </w:rPr>
+      </w:pPr>
       <w:r>
         <w:rPr>
           <w:rFonts w:eastAsia="Times New Roman"/>
@@ -844,14 +827,14 @@
     </w:p>
     <w:p>
       <w:r>
-        <w:t xml:space="preserve">Файл </w:t>
-      </w:r>
-      <w:r>
-        <w:t>calculator.cpp:</w:t>
-      </w:r>
-    </w:p>
-    <w:p>
-      <w:r>
+        <w:t>Файл calculator.cpp:</w:t>
+      </w:r>
+    </w:p>
+    <w:p>
+      <w:r>
+        <w:rPr>
+          <w:noProof/>
+        </w:rPr>
         <w:drawing>
           <wp:inline distT="0" distB="0" distL="0" distR="0" wp14:anchorId="02EC028F" wp14:editId="3CCDA3DE">
             <wp:extent cx="4529138" cy="2192676"/>
@@ -905,6 +888,9 @@
     </w:p>
     <w:p>
       <w:r>
+        <w:rPr>
+          <w:noProof/>
+        </w:rPr>
         <w:drawing>
           <wp:inline distT="0" distB="0" distL="0" distR="0" wp14:anchorId="787C0A52" wp14:editId="0CF6E23C">
             <wp:extent cx="4633913" cy="2316957"/>
@@ -945,14 +931,14 @@
     <w:p>
       <w:r>
         <w:lastRenderedPageBreak/>
-        <w:t xml:space="preserve">Файл </w:t>
-      </w:r>
-      <w:r>
-        <w:t>main.cpp:</w:t>
-      </w:r>
-    </w:p>
-    <w:p>
-      <w:r>
+        <w:t>Файл main.cpp:</w:t>
+      </w:r>
+    </w:p>
+    <w:p>
+      <w:r>
+        <w:rPr>
+          <w:noProof/>
+        </w:rPr>
         <w:drawing>
           <wp:inline distT="0" distB="0" distL="0" distR="0" wp14:anchorId="32AE5EAD" wp14:editId="07CE30AE">
             <wp:extent cx="6149688" cy="2566987"/>
@@ -1006,6 +992,9 @@
     </w:p>
     <w:p>
       <w:r>
+        <w:rPr>
+          <w:noProof/>
+        </w:rPr>
         <w:drawing>
           <wp:inline distT="0" distB="0" distL="0" distR="0" wp14:anchorId="2635E5FB" wp14:editId="793ADEC4">
             <wp:extent cx="5986463" cy="4305721"/>
@@ -1051,14 +1040,14 @@
     <w:p>
       <w:r>
         <w:lastRenderedPageBreak/>
-        <w:t xml:space="preserve">Файл </w:t>
-      </w:r>
-      <w:r>
-        <w:t>CMakeLists.txt:</w:t>
-      </w:r>
-    </w:p>
-    <w:p>
-      <w:r>
+        <w:t>Файл CMakeLists.txt:</w:t>
+      </w:r>
+    </w:p>
+    <w:p>
+      <w:r>
+        <w:rPr>
+          <w:noProof/>
+        </w:rPr>
         <w:drawing>
           <wp:inline distT="0" distB="0" distL="0" distR="0" wp14:anchorId="0C40F05E" wp14:editId="5C6171C9">
             <wp:extent cx="4262438" cy="3390577"/>
@@ -1112,6 +1101,9 @@
     </w:p>
     <w:p>
       <w:r>
+        <w:rPr>
+          <w:noProof/>
+        </w:rPr>
         <w:drawing>
           <wp:inline distT="0" distB="0" distL="0" distR="0" wp14:anchorId="2D9BC8F5" wp14:editId="4C792BCE">
             <wp:extent cx="4486308" cy="923932"/>
@@ -1151,6 +1143,9 @@
     </w:p>
     <w:p>
       <w:r>
+        <w:rPr>
+          <w:noProof/>
+        </w:rPr>
         <w:drawing>
           <wp:inline distT="0" distB="0" distL="0" distR="0" wp14:anchorId="15EFAD88" wp14:editId="1157932D">
             <wp:extent cx="6102781" cy="781050"/>
@@ -1196,6 +1191,9 @@
     </w:p>
     <w:p>
       <w:r>
+        <w:rPr>
+          <w:noProof/>
+        </w:rPr>
         <w:drawing>
           <wp:inline distT="0" distB="0" distL="0" distR="0" wp14:anchorId="0BE2D945" wp14:editId="1CCAFC80">
             <wp:extent cx="5731510" cy="1513840"/>
@@ -2138,6 +2136,7 @@
   <w:style w:type="character" w:default="1" w:styleId="DefaultParagraphFont">
     <w:name w:val="Default Paragraph Font"/>
     <w:uiPriority w:val="1"/>
+    <w:semiHidden/>
     <w:unhideWhenUsed/>
   </w:style>
   <w:style w:type="table" w:default="1" w:styleId="TableNormal">
